--- a/docs/05_CLI-Specification.docx
+++ b/docs/05_CLI-Specification.docx
@@ -113,7 +113,7 @@
           <w:sz w:val="20"/>
           <w:szCs w:val="20"/>
         </w:rPr>
-        <w:t>Version 1.3  ·  кодтой тулгасан (2026-09-14)</w:t>
+        <w:t>Version 1.4  ·  кодтой тулгасан (2026-09-22)</w:t>
       </w:r>
     </w:p>
     <w:p>
@@ -2500,6 +2500,24 @@
         <w:t xml:space="preserve">tatar-kuber report --input ./scan-result.json --fail-on HIGH</w:t>
       </w:r>
     </w:p>
+    <w:p>
+      <w:pPr>
+        <w:pBdr>
+          <w:left w:val="single" w:color="1F6F54" w:sz="18" w:space="6"/>
+        </w:pBdr>
+        <w:shd w:fill="F4F4F4" w:color="auto" w:val="clear"/>
+        <w:spacing w:after="140" w:before="0" w:line="252"/>
+      </w:pPr>
+      <w:r>
+        <w:rPr>
+          <w:rFonts w:ascii="Consolas" w:cs="Consolas" w:eastAsia="Consolas" w:hAnsi="Consolas"/>
+          <w:color w:val="24292E"/>
+          <w:sz w:val="18"/>
+          <w:szCs w:val="18"/>
+        </w:rPr>
+        <w:t>tatar-kuber report --input ./scan-result.json --lang mn --out mn.html</w:t>
+      </w:r>
+    </w:p>
     <w:tbl>
       <w:tblPr>
         <w:tblW w:type="dxa" w:w="9000"/>
@@ -4275,7 +4293,7 @@
         <w:rPr>
           <w:rFonts w:ascii="Calibri" w:cs="Calibri" w:eastAsia="Calibri" w:hAnsi="Calibri"/>
         </w:rPr>
-        <w:t>Хувилбарын тэмдэглэл — v1.1 / v1.2 / v1.3</w:t>
+        <w:t>Хувилбарын тэмдэглэл — v1.1 / v1.2 / v1.3 / v1.4</w:t>
       </w:r>
     </w:p>
     <w:p>
@@ -4468,6 +4486,78 @@
           <w:rFonts w:ascii="Calibri" w:cs="Calibri" w:eastAsia="Calibri" w:hAnsi="Calibri"/>
         </w:rPr>
         <w:t>• Анхааруулга бүр {code, mn, en} бүтэцтэй: CLI нь --lang-ийн дагуу сонгоно, JSON хэрэглэгч code-оор машинаар боловсруулна. Код: missing_ids, no_scanner_runs_old, no_scanner_runs_new, cluster_mismatch, mode_mismatch, rollup_mismatch, schema_mismatch, version_mismatch, scanner_absent, scanner_zero, scanner_status.</w:t>
+      </w:r>
+    </w:p>
+    <w:p>
+      <w:pPr>
+        <w:pStyle w:val="Heading1"/>
+        <w:spacing w:after="120" w:before="0" w:line="276"/>
+      </w:pPr>
+      <w:r>
+        <w:rPr>
+          <w:rFonts w:ascii="Calibri" w:cs="Calibri" w:eastAsia="Calibri" w:hAnsi="Calibri"/>
+        </w:rPr>
+        <w:t>• ШИНЭ ФЛАГ (v1.4): report --lang en|mn. Хэл нь SCAN-Ы БИШ, ГАРАЛТЫН шинж чанар болов. Өмнө нь зөвхөн scan --lang байсан тул монгол тайлан авахын тулд бүх scan-ыг дахин ажиллуулах шаардлагатай байв (cluster руу дахин хандах, 4 tool дахин ажиллуулах). Одоо нэг scan-result.json-оос хоёр хэл дээрх тайлан гарна.</w:t>
+      </w:r>
+    </w:p>
+    <w:p>
+      <w:pPr>
+        <w:pStyle w:val="Heading1"/>
+        <w:spacing w:after="120" w:before="0" w:line="276"/>
+      </w:pPr>
+      <w:r>
+        <w:rPr>
+          <w:rFonts w:ascii="Calibri" w:cs="Calibri" w:eastAsia="Calibri" w:hAnsi="Calibri"/>
+        </w:rPr>
+        <w:t>• Хэрэгжүүлэлт: report нь canonical registry-г (шигтгэсэн, эсвэл --registry) ачаалж orchestrator.ApplyLang-аар title/remediation-ыг сэлгэнэ. scan-result.json файл ХӨНДӨГДӨХГҮЙ — зөвхөн санах ойн хуулбар өөрчлөгдөнө, тиймээс metadata.result_hash хүчинтэй хэвээр (verify ажиллана).</w:t>
+      </w:r>
+    </w:p>
+    <w:p>
+      <w:pPr>
+        <w:pStyle w:val="Heading1"/>
+        <w:spacing w:after="120" w:before="0" w:line="276"/>
+      </w:pPr>
+      <w:r>
+        <w:rPr>
+          <w:rFonts w:ascii="Calibri" w:cs="Calibri" w:eastAsia="Calibri" w:hAnsi="Calibri"/>
+        </w:rPr>
+        <w:t>• --lang нь json, sarif, html гурван форматад бүгдэд үйлчилнэ (finding.title/remediation түвшинд сэлгэгддэг тул). --lang өгөөгүй бол scan-д сонгосон хэл хэвээр — буцаад нийцтэй.</w:t>
+      </w:r>
+    </w:p>
+    <w:p>
+      <w:pPr>
+        <w:pStyle w:val="Heading1"/>
+        <w:spacing w:after="120" w:before="0" w:line="276"/>
+      </w:pPr>
+      <w:r>
+        <w:rPr>
+          <w:rFonts w:ascii="Calibri" w:cs="Calibri" w:eastAsia="Calibri" w:hAnsi="Calibri"/>
+        </w:rPr>
+        <w:t>• Registry-д байхгүй хэл зааж өгвөл ЧИМЭЭГҮЙ англи руу унахгүй: exit 3, ямар хэл байгааг хэлнэ. ХЯЗГААР: canonical registry-д зурагдаагүй finding-ийн гарчиг scanner-ийн эх текстээрээ үлдэнэ (орчуулах эх сурвалж байхгүй) — тэдгээрийн тоог stderr-т анхааруулна.</w:t>
+      </w:r>
+    </w:p>
+    <w:p>
+      <w:pPr>
+        <w:pStyle w:val="Heading1"/>
+        <w:spacing w:after="120" w:before="0" w:line="276"/>
+      </w:pPr>
+      <w:r>
+        <w:rPr>
+          <w:rFonts w:ascii="Calibri" w:cs="Calibri" w:eastAsia="Calibri" w:hAnsi="Calibri"/>
+        </w:rPr>
+        <w:t>• ЗАСВАР (v1.4): HTML тайлангийн &lt;html lang="..."&gt; нь "mn" гэж хатуу бичээстэй байсан — англи тайлан өөрийгөө монгол гэж зарладаг байв (дэлгэц уншигч, орчуулагч, индексжүүлэлт бүгд үүнийг уншдаг). Одоо тайлангийн бодит хэлийг дагана.</w:t>
+      </w:r>
+    </w:p>
+    <w:p>
+      <w:pPr>
+        <w:pStyle w:val="Heading1"/>
+        <w:spacing w:after="120" w:before="0" w:line="276"/>
+      </w:pPr>
+      <w:r>
+        <w:rPr>
+          <w:rFonts w:ascii="Calibri" w:cs="Calibri" w:eastAsia="Calibri" w:hAnsi="Calibri"/>
+        </w:rPr>
+        <w:t>• Тест: internal/cli-д E2E (нэг scan -&gt; en/mn хоёр тайлан, гарчиг үнэхээр өөр эсэх, эх файл хөндөгдөөгүй эсэх, --lang de бол exit 3); internal/report/html-д &lt;html lang&gt; шалгалт; internal/canonical-д Languages/HasLang ба БҮХ control mn орчуулгатай эсэх. Real cluster workflow нь en/mn хоёуланг нь гаргаж, lang атрибутыг шалгана.</w:t>
       </w:r>
     </w:p>
     <w:sectPr>

--- a/docs/05_CLI-Specification.docx
+++ b/docs/05_CLI-Specification.docx
@@ -113,7 +113,7 @@
           <w:sz w:val="20"/>
           <w:szCs w:val="20"/>
         </w:rPr>
-        <w:t>Version 1.4  ·  кодтой тулгасан (2026-09-22)</w:t>
+        <w:t>Version 1.5  ·  кодтой тулгасан (2026-09-27)</w:t>
       </w:r>
     </w:p>
     <w:p>
@@ -4293,7 +4293,7 @@
         <w:rPr>
           <w:rFonts w:ascii="Calibri" w:cs="Calibri" w:eastAsia="Calibri" w:hAnsi="Calibri"/>
         </w:rPr>
-        <w:t>Хувилбарын тэмдэглэл — v1.1 / v1.2 / v1.3 / v1.4</w:t>
+        <w:t>Хувилбарын тэмдэглэл — v1.1 / v1.2 / v1.3 / v1.4 / v1.5</w:t>
       </w:r>
     </w:p>
     <w:p>
@@ -4558,6 +4558,54 @@
           <w:rFonts w:ascii="Calibri" w:cs="Calibri" w:eastAsia="Calibri" w:hAnsi="Calibri"/>
         </w:rPr>
         <w:t>• Тест: internal/cli-д E2E (нэг scan -&gt; en/mn хоёр тайлан, гарчиг үнэхээр өөр эсэх, эх файл хөндөгдөөгүй эсэх, --lang de бол exit 3); internal/report/html-д &lt;html lang&gt; шалгалт; internal/canonical-д Languages/HasLang ба БҮХ control mn орчуулгатай эсэх. Real cluster workflow нь en/mn хоёуланг нь гаргаж, lang атрибутыг шалгана.</w:t>
+      </w:r>
+    </w:p>
+    <w:p>
+      <w:pPr>
+        <w:pStyle w:val="Heading1"/>
+        <w:spacing w:after="120" w:before="0" w:line="276"/>
+      </w:pPr>
+      <w:r>
+        <w:rPr>
+          <w:rFonts w:ascii="Calibri" w:cs="Calibri" w:eastAsia="Calibri" w:hAnsi="Calibri"/>
+        </w:rPr>
+        <w:t>• ЗАСВАР (v1.5): scan --raw-dir нь scan_mode="offline" гэж бичдэг болов. Өмнө нь mode хувьсагч ЗӨВХӨН -f байгаа эсэхээр шийдэгдэж (эс бөгөөс "remote"), --raw-dir салаа түүнийг дамжуулдаг байсан тул офлайн ingest бүр өөрийгөө амьд кластерын scan гэж зарладаг байв. Энэ нь README-гийн "cluster хэрэггүй түргэн эхлэл" зам буюу хамгийн олон хүн туршдаг зам дээр байсан.</w:t>
+      </w:r>
+    </w:p>
+    <w:p>
+      <w:pPr>
+        <w:pStyle w:val="Heading1"/>
+        <w:spacing w:after="120" w:before="0" w:line="276"/>
+      </w:pPr>
+      <w:r>
+        <w:rPr>
+          <w:rFonts w:ascii="Calibri" w:cs="Calibri" w:eastAsia="Calibri" w:hAnsi="Calibri"/>
+        </w:rPr>
+        <w:t>• (v1.5) Үүний хоёр дахь хор: diff нь metadata.scan_mode-ыг тулгаж горим зөрвөл анхааруулдаг. Амьд scan ба офлайн ingest хоёул "remote" байсан тул энэ хамгаалалт тэдний хооронд хэзээ ч хөөрөх боломжгүй байв. Одоо хөөрнө.</w:t>
+      </w:r>
+    </w:p>
+    <w:p>
+      <w:pPr>
+        <w:pStyle w:val="Heading1"/>
+        <w:spacing w:after="120" w:before="0" w:line="276"/>
+      </w:pPr>
+      <w:r>
+        <w:rPr>
+          <w:rFonts w:ascii="Calibri" w:cs="Calibri" w:eastAsia="Calibri" w:hAnsi="Calibri"/>
+        </w:rPr>
+        <w:t>• ШИНЭ ТЕСТ (v1.5): TestVersionsAgree. goreleaser нь ldflags-аар ЗӨВХӨН internal/cli.Version-ыг оруулдаг; orchestrator.Version нь const тул гараар шинэчилнэ. Release-д const-ыг мартвал `tatar-kuber version` нь шинэ хувилбар хэлэх атлаа scan-result.json-ийн metadata.tatar_version ба SARIF-ийн driver.version хуучин хэвээр үлдэнэ. Тест хоёрын зөрүүг барина.</w:t>
+      </w:r>
+    </w:p>
+    <w:p>
+      <w:pPr>
+        <w:pStyle w:val="Heading1"/>
+        <w:spacing w:after="120" w:before="0" w:line="276"/>
+      </w:pPr>
+      <w:r>
+        <w:rPr>
+          <w:rFonts w:ascii="Calibri" w:cs="Calibri" w:eastAsia="Calibri" w:hAnsi="Calibri"/>
+        </w:rPr>
+        <w:t>• (v1.5) Release шалгах жагсаалт: хувилбар 6 газар байдаг — internal/orchestrator/orchestrator.go (const, ldflags хүрэхгүй), internal/cli/root.go, README-гийн release badge, README-гийн ./scripts/build.sh жишээ (en+mn), docs/img/architecture.gen.py, examples/report/ (4 файл). Тестийн badge-ийн пакетын тоог мөн шалгана.</w:t>
       </w:r>
     </w:p>
     <w:sectPr>

--- a/docs/05_CLI-Specification.docx
+++ b/docs/05_CLI-Specification.docx
@@ -113,7 +113,7 @@
           <w:sz w:val="20"/>
           <w:szCs w:val="20"/>
         </w:rPr>
-        <w:t>Version 1.5  ·  кодтой тулгасан (2026-09-27)</w:t>
+        <w:t>Version 1.6  ·  кодтой тулгасан (2026-09-28)</w:t>
       </w:r>
     </w:p>
     <w:p>
@@ -4293,7 +4293,7 @@
         <w:rPr>
           <w:rFonts w:ascii="Calibri" w:cs="Calibri" w:eastAsia="Calibri" w:hAnsi="Calibri"/>
         </w:rPr>
-        <w:t>Хувилбарын тэмдэглэл — v1.1 / v1.2 / v1.3 / v1.4 / v1.5</w:t>
+        <w:t>Хувилбарын тэмдэглэл — v1.1 / v1.2 / v1.3 / v1.4 / v1.5 / v1.6</w:t>
       </w:r>
     </w:p>
     <w:p>
@@ -4606,6 +4606,78 @@
           <w:rFonts w:ascii="Calibri" w:cs="Calibri" w:eastAsia="Calibri" w:hAnsi="Calibri"/>
         </w:rPr>
         <w:t>• (v1.5) Release шалгах жагсаалт: хувилбар 6 газар байдаг — internal/orchestrator/orchestrator.go (const, ldflags хүрэхгүй), internal/cli/root.go, README-гийн release badge, README-гийн ./scripts/build.sh жишээ (en+mn), docs/img/architecture.gen.py, examples/report/ (4 файл). Тестийн badge-ийн пакетын тоог мөн шалгана.</w:t>
+      </w:r>
+    </w:p>
+    <w:p>
+      <w:pPr>
+        <w:pStyle w:val="Heading1"/>
+        <w:spacing w:after="120" w:before="0" w:line="276"/>
+      </w:pPr>
+      <w:r>
+        <w:rPr>
+          <w:rFonts w:ascii="Calibri" w:cs="Calibri" w:eastAsia="Calibri" w:hAnsi="Calibri"/>
+        </w:rPr>
+        <w:t>• ШИНЭ ФЛАГ (v1.6): gate --baseline &lt;scan-result.json&gt;. Baseline-д аль хэдийн байгаа олдворыг босгонд тооцохгүй, ЗӨВХӨН шинэ ба ДОРДСОНЫГ тооцно. Зорилго: байгаа кластерт gate нэвтрүүлэхэд эхний өдөр бүх олдворт унаж, баг gate-ээ унтраахаас сэргийлэх. Унтраасан gate бол gate биш.</w:t>
+      </w:r>
+    </w:p>
+    <w:p>
+      <w:pPr>
+        <w:pStyle w:val="Heading1"/>
+        <w:spacing w:after="120" w:before="0" w:line="276"/>
+      </w:pPr>
+      <w:r>
+        <w:rPr>
+          <w:rFonts w:ascii="Calibri" w:cs="Calibri" w:eastAsia="Calibri" w:hAnsi="Calibri"/>
+        </w:rPr>
+        <w:t>• (v1.6) Дордсон олдвор ЗААВАЛ тооцогдоно: LOW нь CRITICAL болох нь шинэ эрсдэл, "хуучин асуудал" гэж чимээгүй өнгөрөх нь энэ хэрэгслийн эсэргүүцдэг зүйл. Хэрэгжүүлэлт нь diff.Compare-ийг ашиглана (ChangeNew + ChangeWorsened).</w:t>
+      </w:r>
+    </w:p>
+    <w:p>
+      <w:pPr>
+        <w:pStyle w:val="Heading1"/>
+        <w:spacing w:after="120" w:before="0" w:line="276"/>
+      </w:pPr>
+      <w:r>
+        <w:rPr>
+          <w:rFonts w:ascii="Calibri" w:cs="Calibri" w:eastAsia="Calibri" w:hAnsi="Calibri"/>
+        </w:rPr>
+        <w:t>• (v1.6) min_score нь baseline-аас ХАМААРАХГҮЙ: filtered үр дүнгийн Summary хэвээр дамждаг тул оноо бүтэн кластерынхаараа шалгагдана. Оноо бол кластерын шинж чанар, зөрүүнийх биш.</w:t>
+      </w:r>
+    </w:p>
+    <w:p>
+      <w:pPr>
+        <w:pStyle w:val="Heading1"/>
+        <w:spacing w:after="120" w:before="0" w:line="276"/>
+      </w:pPr>
+      <w:r>
+        <w:rPr>
+          <w:rFonts w:ascii="Calibri" w:cs="Calibri" w:eastAsia="Calibri" w:hAnsi="Calibri"/>
+        </w:rPr>
+        <w:t>• (v1.6) Итгэх боломжгүй baseline (cluster_mismatch, mode_mismatch, rollup_mismatch, schema_mismatch) үед baseline ХЭРЭГСЭХГҮЙ, бүх олдвор тооцогдоно — аюулгүй байдлын gate эргэлзээтэй үедээ хаалттай талдаа унана. Шалтгааныг stderr-т нэрлэнэ.</w:t>
+      </w:r>
+    </w:p>
+    <w:p>
+      <w:pPr>
+        <w:pStyle w:val="Heading1"/>
+        <w:spacing w:after="120" w:before="0" w:line="276"/>
+      </w:pPr>
+      <w:r>
+        <w:rPr>
+          <w:rFonts w:ascii="Calibri" w:cs="Calibri" w:eastAsia="Calibri" w:hAnsi="Calibri"/>
+        </w:rPr>
+        <w:t>• (v1.6) Suppression-ий бүртгэл (хугацаа дууссан / юунд ч тохироогүй дүрэм) нь БҮТЭН олдворын жагсаалт дээр тооцогдсон хэвээр. Эс бөгөөс baseline-д байсан finding-ийг хаадаг дүрэм бүр "ямар ч олдворт тохироогүй" гэж худал анхааруулагдах байв.</w:t>
+      </w:r>
+    </w:p>
+    <w:p>
+      <w:pPr>
+        <w:pStyle w:val="Heading1"/>
+        <w:spacing w:after="120" w:before="0" w:line="276"/>
+      </w:pPr>
+      <w:r>
+        <w:rPr>
+          <w:rFonts w:ascii="Calibri" w:cs="Calibri" w:eastAsia="Calibri" w:hAnsi="Calibri"/>
+        </w:rPr>
+        <w:t>• (v1.6) Тест: TestCLI_GateBaseline — baseline-гүй (exit 1), өөрчлөлтгүй baseline (exit 0), шинэ CRITICAL (exit 1), дордсон олдвор (exit 1), cluster зөрсөн baseline (exit 1, хэрэгсэхгүй), байхгүй файл (exit 2).</w:t>
       </w:r>
     </w:p>
     <w:sectPr>

--- a/docs/05_CLI-Specification.docx
+++ b/docs/05_CLI-Specification.docx
@@ -442,7 +442,7 @@
                 <w:sz w:val="18"/>
                 <w:szCs w:val="18"/>
               </w:rPr>
-              <w:t>(v2-т ТӨЛӨВЛӨСӨН, v1-д хэрэгжээгүй) Scanner binary татах, checksum/cosign баталгаажуулах, tools.lock.yaml</w:t>
+              <w:t>Scanner binary татах, SHA256 checksum баталгаажуулах, tools.lock.yaml-д түгжих. --dry-run ба --check флагтай. cosign баталгаажуулалт хараахан хэрэгжээгүй (stub) бөгөөд tools.lock.yaml-д "unverified" гэж тэмдэглэгдэнэ.</w:t>
             </w:r>
           </w:p>
         </w:tc>
@@ -4305,7 +4305,7 @@
         <w:rPr>
           <w:rFonts w:ascii="Calibri" w:cs="Calibri" w:eastAsia="Calibri" w:hAnsi="Calibri"/>
         </w:rPr>
-        <w:t>• `update` команд нь v1-д ХЭРЭГЖЭЭГҮЙ. Өмнөх баримт --scanner/--check флагуудтай ажиллах команд шиг тайлбарласан байсан. Одоо exit 2 буцааж, scanner-уудыг өөрөө суулгаж `doctor`-оор шалгахыг зөвлөнө. v2-д: download -&gt; checksum/cosign -&gt; tools.lock.yaml.</w:t>
+        <w:t>• `update` команд нь ЭХЛЭЭД v1-д ХЭРЭГЖЭЭГҮЙ байсан: exit 2 буцааж, scanner-уудыг гараар суулгаад `doctor`-оор шалгахыг зөвлөдөг байв. ОДОО хэрэгжсэн — download → SHA256 checksum → tools.lock.yaml, --dry-run ба --check флагтай. cosign нь stub хэвээр бөгөөд хэзээ ч "баталгаажсан" гэж хэлэхгүй.</w:t>
       </w:r>
     </w:p>
     <w:p>
